--- a/docs/atlas/ATL-08_Nha-cung-cap.docx
+++ b/docs/atlas/ATL-08_Nha-cung-cap.docx
@@ -313,7 +313,7 @@
                 <w:sz w:val="19"/>
                 <w:szCs w:val="19"/>
               </w:rPr>
-              <w:t xml:space="preserve">1.0 — 22/10/2026</w:t>
+              <w:t xml:space="preserve">1.1 — 23/10/2026</w:t>
             </w:r>
           </w:p>
         </w:tc>
@@ -537,7 +537,7 @@
           <w:sz w:val="19"/>
           <w:szCs w:val="19"/>
         </w:rPr>
-        <w:t xml:space="preserve">Lưu ý: các mã quyền là danh mục đã định nghĩa (xem ATL-23); giao diện hiện chưa kiểm tra quyền — mọi tài khoản đăng nhập đều xem và dùng được mọi chức năng.</w:t>
+        <w:t xml:space="preserve">Lưu ý: quyền được kiểm tra ở cả hai nơi — giao diện ẩn trang, mục menu và nút mà chức vụ không có quyền; máy chủ kiểm tra lại ở mọi API (thiếu quyền thì báo "Chức vụ của bạn chưa có quyền…"). Danh mục quyền: ATL-23.</w:t>
       </w:r>
     </w:p>
     <w:p>
@@ -3750,7 +3750,43 @@
           <w:sz w:val="21"/>
           <w:szCs w:val="21"/>
         </w:rPr>
-        <w:t xml:space="preserve">Hệ thống hiện chạy trên dữ liệu mô phỏng (mock) trong trình duyệt; các quy tắc dưới đây là hành vi đã cài đặt ở giao diện và sẽ ánh xạ 1:1 sang API backend.</w:t>
+        <w:t xml:space="preserve">Dữ liệu được lưu ở máy chủ (cơ sở dữ liệu PostgreSQL) và đọc / ghi qua API; các quy tắc nghiệp vụ trong tài liệu này được áp ở máy chủ, giao diện báo lỗi sớm cho người dùng. Mỗi thao tác ghi để lại một dòng Nhật ký hoạt động (ATL-27).</w:t>
+      </w:r>
+    </w:p>
+    <w:p>
+      <w:pPr>
+        <w:pStyle w:val="ListParagraph"/>
+        <w:numPr>
+          <w:ilvl w:val="0"/>
+          <w:numId w:val="2"/>
+        </w:numPr>
+        <w:spacing w:after="60" w:line="290"/>
+      </w:pPr>
+      <w:r>
+        <w:rPr>
+          <w:rFonts w:ascii="Arial" w:cs="Arial" w:eastAsia="Arial" w:hAnsi="Arial"/>
+          <w:sz w:val="21"/>
+          <w:szCs w:val="21"/>
+        </w:rPr>
+        <w:t xml:space="preserve">Trang chi tiết có mục </w:t>
+      </w:r>
+      <w:r>
+        <w:rPr>
+          <w:rFonts w:ascii="Arial" w:cs="Arial" w:eastAsia="Arial" w:hAnsi="Arial"/>
+          <w:b/>
+          <w:bCs/>
+          <w:sz w:val="21"/>
+          <w:szCs w:val="21"/>
+        </w:rPr>
+        <w:t xml:space="preserve">Nhật ký</w:t>
+      </w:r>
+      <w:r>
+        <w:rPr>
+          <w:rFonts w:ascii="Arial" w:cs="Arial" w:eastAsia="Arial" w:hAnsi="Arial"/>
+          <w:sz w:val="21"/>
+          <w:szCs w:val="21"/>
+        </w:rPr>
+        <w:t xml:space="preserve">: mọi thao tác trên bản ghi này — ai, lúc nào (đến giây), trường nào đổi từ giá trị nào sang giá trị nào, kể cả thao tác từ chứng từ liên quan. Xem ATL-27.</w:t>
       </w:r>
     </w:p>
     <w:sectPr>

--- a/docs/atlas/ATL-08_Nha-cung-cap.docx
+++ b/docs/atlas/ATL-08_Nha-cung-cap.docx
@@ -1,6 +1,6 @@
 
 <file path=word/document.xml><?xml version="1.0" encoding="utf-8"?>
-<w:document xmlns:wpc="http://schemas.microsoft.com/office/word/2010/wordprocessingCanvas" xmlns:mc="http://schemas.openxmlformats.org/markup-compatibility/2006" xmlns:o="urn:schemas-microsoft-com:office:office" xmlns:r="http://schemas.openxmlformats.org/officeDocument/2006/relationships" xmlns:m="http://schemas.openxmlformats.org/officeDocument/2006/math" xmlns:v="urn:schemas-microsoft-com:vml" xmlns:wp14="http://schemas.microsoft.com/office/word/2010/wordprocessingDrawing" xmlns:wp="http://schemas.openxmlformats.org/drawingml/2006/wordprocessingDrawing" xmlns:w10="urn:schemas-microsoft-com:office:word" xmlns:w="http://schemas.openxmlformats.org/wordprocessingml/2006/main" xmlns:w14="http://schemas.microsoft.com/office/word/2010/wordml" xmlns:w15="http://schemas.microsoft.com/office/word/2012/wordml" xmlns:wpg="http://schemas.microsoft.com/office/word/2010/wordprocessingGroup" xmlns:wpi="http://schemas.microsoft.com/office/word/2010/wordprocessingInk" xmlns:wne="http://schemas.microsoft.com/office/word/2006/wordml" xmlns:wps="http://schemas.microsoft.com/office/word/2010/wordprocessingShape" xmlns:cx="http://schemas.microsoft.com/office/drawing/2014/chartex" xmlns:cx1="http://schemas.microsoft.com/office/drawing/2015/9/8/chartex" xmlns:cx2="http://schemas.microsoft.com/office/drawing/2015/10/21/chartex" xmlns:cx3="http://schemas.microsoft.com/office/drawing/2016/5/9/chartex" xmlns:cx4="http://schemas.microsoft.com/office/drawing/2016/5/10/chartex" xmlns:cx5="http://schemas.microsoft.com/office/drawing/2016/5/11/chartex" xmlns:cx6="http://schemas.microsoft.com/office/drawing/2016/5/12/chartex" xmlns:cx7="http://schemas.microsoft.com/office/drawing/2016/5/13/chartex" xmlns:cx8="http://schemas.microsoft.com/office/drawing/2016/5/14/chartex" xmlns:aink="http://schemas.microsoft.com/office/drawing/2016/ink" xmlns:am3d="http://schemas.microsoft.com/office/drawing/2017/model3d" xmlns:w16cex="http://schemas.microsoft.com/office/word/2018/wordml/cex" xmlns:w16cid="http://schemas.microsoft.com/office/word/2016/wordml/cid" xmlns:w16="http://schemas.microsoft.com/office/word/2018/wordml" xmlns:w16sdtdh="http://schemas.microsoft.com/office/word/2020/wordml/sdtdatahash" xmlns:w16se="http://schemas.microsoft.com/office/word/2015/wordml/symex" mc:Ignorable="w14 w15 wp14">
+<w:document xmlns:r="http://schemas.openxmlformats.org/officeDocument/2006/relationships" xmlns:w="http://schemas.openxmlformats.org/wordprocessingml/2006/main">
   <w:body>
     <w:p>
       <w:pPr>
@@ -313,7 +313,7 @@
                 <w:sz w:val="19"/>
                 <w:szCs w:val="19"/>
               </w:rPr>
-              <w:t xml:space="preserve">1.1 — 23/10/2026</w:t>
+              <w:t xml:space="preserve">1.2 — 29/10/2026</w:t>
             </w:r>
           </w:p>
         </w:tc>
@@ -386,11 +386,6 @@
         </w:tc>
       </w:tr>
     </w:tbl>
-    <w:p>
-      <w:pPr>
-        <w:spacing w:after="80"/>
-      </w:pPr>
-    </w:p>
     <w:p>
       <w:pPr>
         <w:pStyle w:val="Heading1"/>
@@ -463,7 +458,7 @@
         <w:pStyle w:val="ListParagraph"/>
         <w:numPr>
           <w:ilvl w:val="0"/>
-          <w:numId w:val="2"/>
+          <w:numId w:val="1"/>
         </w:numPr>
         <w:spacing w:after="60" w:line="290"/>
       </w:pPr>
@@ -481,7 +476,7 @@
         <w:pStyle w:val="ListParagraph"/>
         <w:numPr>
           <w:ilvl w:val="0"/>
-          <w:numId w:val="2"/>
+          <w:numId w:val="1"/>
         </w:numPr>
         <w:spacing w:after="60" w:line="290"/>
       </w:pPr>
@@ -522,7 +517,7 @@
           <w:sz w:val="21"/>
           <w:szCs w:val="21"/>
         </w:rPr>
-        <w:t xml:space="preserve">supplier.view / create / update / delete.</w:t>
+        <w:t xml:space="preserve">supplier.view / create / update / delete (ngừng hợp tác) / manage_product (danh mục hàng của NCC). Giá mua theo NCC chỉ hiện với chức vụ mua hàng, định giá hoặc xem công nợ.</w:t>
       </w:r>
     </w:p>
     <w:p>
@@ -829,7 +824,7 @@
     </w:tbl>
     <w:p>
       <w:pPr>
-        <w:spacing w:after="80"/>
+        <w:spacing w:after="0" w:line="120" w:lineRule="exact"/>
       </w:pPr>
     </w:p>
     <w:tbl>
@@ -845,10 +840,10 @@
         </w:tblBorders>
       </w:tblPr>
       <w:tblGrid>
-        <w:gridCol w:w="596"/>
-        <w:gridCol w:w="1490"/>
-        <w:gridCol w:w="3974"/>
-        <w:gridCol w:w="3578"/>
+        <w:gridCol w:w="660"/>
+        <w:gridCol w:w="1100"/>
+        <w:gridCol w:w="3214"/>
+        <w:gridCol w:w="4664"/>
       </w:tblGrid>
       <w:tr>
         <w:trPr>
@@ -857,7 +852,7 @@
         </w:trPr>
         <w:tc>
           <w:tcPr>
-            <w:tcW w:type="dxa" w:w="596"/>
+            <w:tcW w:type="dxa" w:w="660"/>
             <w:tcBorders>
               <w:top w:val="single" w:color="A6A6A6" w:sz="4"/>
               <w:left w:val="single" w:color="A6A6A6" w:sz="4"/>
@@ -891,7 +886,7 @@
         </w:tc>
         <w:tc>
           <w:tcPr>
-            <w:tcW w:type="dxa" w:w="1490"/>
+            <w:tcW w:type="dxa" w:w="1100"/>
             <w:tcBorders>
               <w:top w:val="single" w:color="A6A6A6" w:sz="4"/>
               <w:left w:val="single" w:color="A6A6A6" w:sz="4"/>
@@ -925,7 +920,7 @@
         </w:tc>
         <w:tc>
           <w:tcPr>
-            <w:tcW w:type="dxa" w:w="3974"/>
+            <w:tcW w:type="dxa" w:w="3214"/>
             <w:tcBorders>
               <w:top w:val="single" w:color="A6A6A6" w:sz="4"/>
               <w:left w:val="single" w:color="A6A6A6" w:sz="4"/>
@@ -959,7 +954,7 @@
         </w:tc>
         <w:tc>
           <w:tcPr>
-            <w:tcW w:type="dxa" w:w="3578"/>
+            <w:tcW w:type="dxa" w:w="4664"/>
             <w:tcBorders>
               <w:top w:val="single" w:color="A6A6A6" w:sz="4"/>
               <w:left w:val="single" w:color="A6A6A6" w:sz="4"/>
@@ -998,7 +993,7 @@
         </w:trPr>
         <w:tc>
           <w:tcPr>
-            <w:tcW w:type="dxa" w:w="596"/>
+            <w:tcW w:type="dxa" w:w="660"/>
             <w:tcBorders>
               <w:top w:val="single" w:color="A6A6A6" w:sz="4"/>
               <w:left w:val="single" w:color="A6A6A6" w:sz="4"/>
@@ -1029,7 +1024,7 @@
         </w:tc>
         <w:tc>
           <w:tcPr>
-            <w:tcW w:type="dxa" w:w="1490"/>
+            <w:tcW w:type="dxa" w:w="1100"/>
             <w:tcBorders>
               <w:top w:val="single" w:color="A6A6A6" w:sz="4"/>
               <w:left w:val="single" w:color="A6A6A6" w:sz="4"/>
@@ -1060,7 +1055,7 @@
         </w:tc>
         <w:tc>
           <w:tcPr>
-            <w:tcW w:type="dxa" w:w="3974"/>
+            <w:tcW w:type="dxa" w:w="3214"/>
             <w:tcBorders>
               <w:top w:val="single" w:color="A6A6A6" w:sz="4"/>
               <w:left w:val="single" w:color="A6A6A6" w:sz="4"/>
@@ -1091,7 +1086,7 @@
         </w:tc>
         <w:tc>
           <w:tcPr>
-            <w:tcW w:type="dxa" w:w="3578"/>
+            <w:tcW w:type="dxa" w:w="4664"/>
             <w:tcBorders>
               <w:top w:val="single" w:color="A6A6A6" w:sz="4"/>
               <w:left w:val="single" w:color="A6A6A6" w:sz="4"/>
@@ -1127,7 +1122,7 @@
         </w:trPr>
         <w:tc>
           <w:tcPr>
-            <w:tcW w:type="dxa" w:w="596"/>
+            <w:tcW w:type="dxa" w:w="660"/>
             <w:tcBorders>
               <w:top w:val="single" w:color="A6A6A6" w:sz="4"/>
               <w:left w:val="single" w:color="A6A6A6" w:sz="4"/>
@@ -1158,7 +1153,7 @@
         </w:tc>
         <w:tc>
           <w:tcPr>
-            <w:tcW w:type="dxa" w:w="1490"/>
+            <w:tcW w:type="dxa" w:w="1100"/>
             <w:tcBorders>
               <w:top w:val="single" w:color="A6A6A6" w:sz="4"/>
               <w:left w:val="single" w:color="A6A6A6" w:sz="4"/>
@@ -1189,7 +1184,7 @@
         </w:tc>
         <w:tc>
           <w:tcPr>
-            <w:tcW w:type="dxa" w:w="3974"/>
+            <w:tcW w:type="dxa" w:w="3214"/>
             <w:tcBorders>
               <w:top w:val="single" w:color="A6A6A6" w:sz="4"/>
               <w:left w:val="single" w:color="A6A6A6" w:sz="4"/>
@@ -1220,7 +1215,7 @@
         </w:tc>
         <w:tc>
           <w:tcPr>
-            <w:tcW w:type="dxa" w:w="3578"/>
+            <w:tcW w:type="dxa" w:w="4664"/>
             <w:tcBorders>
               <w:top w:val="single" w:color="A6A6A6" w:sz="4"/>
               <w:left w:val="single" w:color="A6A6A6" w:sz="4"/>
@@ -1256,7 +1251,7 @@
         </w:trPr>
         <w:tc>
           <w:tcPr>
-            <w:tcW w:type="dxa" w:w="596"/>
+            <w:tcW w:type="dxa" w:w="660"/>
             <w:tcBorders>
               <w:top w:val="single" w:color="A6A6A6" w:sz="4"/>
               <w:left w:val="single" w:color="A6A6A6" w:sz="4"/>
@@ -1287,7 +1282,7 @@
         </w:tc>
         <w:tc>
           <w:tcPr>
-            <w:tcW w:type="dxa" w:w="1490"/>
+            <w:tcW w:type="dxa" w:w="1100"/>
             <w:tcBorders>
               <w:top w:val="single" w:color="A6A6A6" w:sz="4"/>
               <w:left w:val="single" w:color="A6A6A6" w:sz="4"/>
@@ -1318,7 +1313,7 @@
         </w:tc>
         <w:tc>
           <w:tcPr>
-            <w:tcW w:type="dxa" w:w="3974"/>
+            <w:tcW w:type="dxa" w:w="3214"/>
             <w:tcBorders>
               <w:top w:val="single" w:color="A6A6A6" w:sz="4"/>
               <w:left w:val="single" w:color="A6A6A6" w:sz="4"/>
@@ -1349,7 +1344,7 @@
         </w:tc>
         <w:tc>
           <w:tcPr>
-            <w:tcW w:type="dxa" w:w="3578"/>
+            <w:tcW w:type="dxa" w:w="4664"/>
             <w:tcBorders>
               <w:top w:val="single" w:color="A6A6A6" w:sz="4"/>
               <w:left w:val="single" w:color="A6A6A6" w:sz="4"/>
@@ -1385,7 +1380,7 @@
         </w:trPr>
         <w:tc>
           <w:tcPr>
-            <w:tcW w:type="dxa" w:w="596"/>
+            <w:tcW w:type="dxa" w:w="660"/>
             <w:tcBorders>
               <w:top w:val="single" w:color="A6A6A6" w:sz="4"/>
               <w:left w:val="single" w:color="A6A6A6" w:sz="4"/>
@@ -1416,7 +1411,7 @@
         </w:tc>
         <w:tc>
           <w:tcPr>
-            <w:tcW w:type="dxa" w:w="1490"/>
+            <w:tcW w:type="dxa" w:w="1100"/>
             <w:tcBorders>
               <w:top w:val="single" w:color="A6A6A6" w:sz="4"/>
               <w:left w:val="single" w:color="A6A6A6" w:sz="4"/>
@@ -1447,7 +1442,7 @@
         </w:tc>
         <w:tc>
           <w:tcPr>
-            <w:tcW w:type="dxa" w:w="3974"/>
+            <w:tcW w:type="dxa" w:w="3214"/>
             <w:tcBorders>
               <w:top w:val="single" w:color="A6A6A6" w:sz="4"/>
               <w:left w:val="single" w:color="A6A6A6" w:sz="4"/>
@@ -1478,7 +1473,7 @@
         </w:tc>
         <w:tc>
           <w:tcPr>
-            <w:tcW w:type="dxa" w:w="3578"/>
+            <w:tcW w:type="dxa" w:w="4664"/>
             <w:tcBorders>
               <w:top w:val="single" w:color="A6A6A6" w:sz="4"/>
               <w:left w:val="single" w:color="A6A6A6" w:sz="4"/>
@@ -1514,7 +1509,7 @@
         </w:trPr>
         <w:tc>
           <w:tcPr>
-            <w:tcW w:type="dxa" w:w="596"/>
+            <w:tcW w:type="dxa" w:w="660"/>
             <w:tcBorders>
               <w:top w:val="single" w:color="A6A6A6" w:sz="4"/>
               <w:left w:val="single" w:color="A6A6A6" w:sz="4"/>
@@ -1545,7 +1540,7 @@
         </w:tc>
         <w:tc>
           <w:tcPr>
-            <w:tcW w:type="dxa" w:w="1490"/>
+            <w:tcW w:type="dxa" w:w="1100"/>
             <w:tcBorders>
               <w:top w:val="single" w:color="A6A6A6" w:sz="4"/>
               <w:left w:val="single" w:color="A6A6A6" w:sz="4"/>
@@ -1576,7 +1571,7 @@
         </w:tc>
         <w:tc>
           <w:tcPr>
-            <w:tcW w:type="dxa" w:w="3974"/>
+            <w:tcW w:type="dxa" w:w="3214"/>
             <w:tcBorders>
               <w:top w:val="single" w:color="A6A6A6" w:sz="4"/>
               <w:left w:val="single" w:color="A6A6A6" w:sz="4"/>
@@ -1607,7 +1602,7 @@
         </w:tc>
         <w:tc>
           <w:tcPr>
-            <w:tcW w:type="dxa" w:w="3578"/>
+            <w:tcW w:type="dxa" w:w="4664"/>
             <w:tcBorders>
               <w:top w:val="single" w:color="A6A6A6" w:sz="4"/>
               <w:left w:val="single" w:color="A6A6A6" w:sz="4"/>
@@ -1633,11 +1628,145 @@
                 <w:szCs w:val="19"/>
               </w:rPr>
               <w:t xml:space="preserve">Đổi trạng thái, không xoá; đơn và công nợ giữ nguyên.</w:t>
+            </w:r>
+          </w:p>
+        </w:tc>
+      </w:tr>
+      <w:tr>
+        <w:trPr>
+          <w:cantSplit/>
+        </w:trPr>
+        <w:tc>
+          <w:tcPr>
+            <w:tcW w:type="dxa" w:w="660"/>
+            <w:tcBorders>
+              <w:top w:val="single" w:color="A6A6A6" w:sz="4"/>
+              <w:left w:val="single" w:color="A6A6A6" w:sz="4"/>
+              <w:bottom w:val="single" w:color="A6A6A6" w:sz="4"/>
+              <w:right w:val="single" w:color="A6A6A6" w:sz="4"/>
+            </w:tcBorders>
+            <w:tcMar>
+              <w:top w:type="dxa" w:w="60"/>
+              <w:left w:type="dxa" w:w="100"/>
+              <w:bottom w:type="dxa" w:w="60"/>
+              <w:right w:type="dxa" w:w="100"/>
+            </w:tcMar>
+            <w:vAlign w:val="top"/>
+          </w:tcPr>
+          <w:p>
+            <w:pPr>
+              <w:spacing w:after="20" w:line="270"/>
+            </w:pPr>
+            <w:r>
+              <w:rPr>
+                <w:rFonts w:ascii="Arial" w:cs="Arial" w:eastAsia="Arial" w:hAnsi="Arial"/>
+                <w:sz w:val="19"/>
+                <w:szCs w:val="19"/>
+              </w:rPr>
+              <w:t xml:space="preserve">6</w:t>
+            </w:r>
+          </w:p>
+        </w:tc>
+        <w:tc>
+          <w:tcPr>
+            <w:tcW w:type="dxa" w:w="1100"/>
+            <w:tcBorders>
+              <w:top w:val="single" w:color="A6A6A6" w:sz="4"/>
+              <w:left w:val="single" w:color="A6A6A6" w:sz="4"/>
+              <w:bottom w:val="single" w:color="A6A6A6" w:sz="4"/>
+              <w:right w:val="single" w:color="A6A6A6" w:sz="4"/>
+            </w:tcBorders>
+            <w:tcMar>
+              <w:top w:type="dxa" w:w="60"/>
+              <w:left w:type="dxa" w:w="100"/>
+              <w:bottom w:type="dxa" w:w="60"/>
+              <w:right w:type="dxa" w:w="100"/>
+            </w:tcMar>
+            <w:vAlign w:val="top"/>
+          </w:tcPr>
+          <w:p>
+            <w:pPr>
+              <w:spacing w:after="20" w:line="270"/>
+            </w:pPr>
+            <w:r>
+              <w:rPr>
+                <w:rFonts w:ascii="Arial" w:cs="Arial" w:eastAsia="Arial" w:hAnsi="Arial"/>
+                <w:sz w:val="19"/>
+                <w:szCs w:val="19"/>
+              </w:rPr>
+              <w:t xml:space="preserve">Thu mua</w:t>
+            </w:r>
+          </w:p>
+        </w:tc>
+        <w:tc>
+          <w:tcPr>
+            <w:tcW w:type="dxa" w:w="3214"/>
+            <w:tcBorders>
+              <w:top w:val="single" w:color="A6A6A6" w:sz="4"/>
+              <w:left w:val="single" w:color="A6A6A6" w:sz="4"/>
+              <w:bottom w:val="single" w:color="A6A6A6" w:sz="4"/>
+              <w:right w:val="single" w:color="A6A6A6" w:sz="4"/>
+            </w:tcBorders>
+            <w:tcMar>
+              <w:top w:type="dxa" w:w="60"/>
+              <w:left w:type="dxa" w:w="100"/>
+              <w:bottom w:type="dxa" w:w="60"/>
+              <w:right w:type="dxa" w:w="100"/>
+            </w:tcMar>
+            <w:vAlign w:val="top"/>
+          </w:tcPr>
+          <w:p>
+            <w:pPr>
+              <w:spacing w:after="20" w:line="270"/>
+            </w:pPr>
+            <w:r>
+              <w:rPr>
+                <w:rFonts w:ascii="Arial" w:cs="Arial" w:eastAsia="Arial" w:hAnsi="Arial"/>
+                <w:sz w:val="19"/>
+                <w:szCs w:val="19"/>
+              </w:rPr>
+              <w:t xml:space="preserve">Nhập Excel nhiều nhà cung cấp cùng lúc ("Nhập Excel" ở danh sách).</w:t>
+            </w:r>
+          </w:p>
+        </w:tc>
+        <w:tc>
+          <w:tcPr>
+            <w:tcW w:type="dxa" w:w="4664"/>
+            <w:tcBorders>
+              <w:top w:val="single" w:color="A6A6A6" w:sz="4"/>
+              <w:left w:val="single" w:color="A6A6A6" w:sz="4"/>
+              <w:bottom w:val="single" w:color="A6A6A6" w:sz="4"/>
+              <w:right w:val="single" w:color="A6A6A6" w:sz="4"/>
+            </w:tcBorders>
+            <w:tcMar>
+              <w:top w:type="dxa" w:w="60"/>
+              <w:left w:type="dxa" w:w="100"/>
+              <w:bottom w:type="dxa" w:w="60"/>
+              <w:right w:type="dxa" w:w="100"/>
+            </w:tcMar>
+            <w:vAlign w:val="top"/>
+          </w:tcPr>
+          <w:p>
+            <w:pPr>
+              <w:spacing w:after="20" w:line="270"/>
+            </w:pPr>
+            <w:r>
+              <w:rPr>
+                <w:rFonts w:ascii="Arial" w:cs="Arial" w:eastAsia="Arial" w:hAnsi="Arial"/>
+                <w:sz w:val="19"/>
+                <w:szCs w:val="19"/>
+              </w:rPr>
+              <w:t xml:space="preserve">Máy chủ chạy thử và hiện xem trước từng dòng (thêm mới / cập nhật / không đổi / lỗi); dòng có mã thì cập nhật (ô trống giữ nguyên), không mã thì thêm mới; trùng điện thoại / mã số thuế với NCC đã có bị chặn.</w:t>
             </w:r>
           </w:p>
         </w:tc>
       </w:tr>
     </w:tbl>
+    <w:p>
+      <w:pPr>
+        <w:spacing w:after="60"/>
+      </w:pPr>
+    </w:p>
     <w:p>
       <w:pPr>
         <w:pStyle w:val="Heading1"/>
@@ -1669,8 +1798,8 @@
         </w:tblBorders>
       </w:tblPr>
       <w:tblGrid>
-        <w:gridCol w:w="2409"/>
-        <w:gridCol w:w="7229"/>
+        <w:gridCol w:w="1430"/>
+        <w:gridCol w:w="8208"/>
       </w:tblGrid>
       <w:tr>
         <w:trPr>
@@ -1679,7 +1808,7 @@
         </w:trPr>
         <w:tc>
           <w:tcPr>
-            <w:tcW w:type="dxa" w:w="2409"/>
+            <w:tcW w:type="dxa" w:w="1430"/>
             <w:tcBorders>
               <w:top w:val="single" w:color="A6A6A6" w:sz="4"/>
               <w:left w:val="single" w:color="A6A6A6" w:sz="4"/>
@@ -1713,7 +1842,7 @@
         </w:tc>
         <w:tc>
           <w:tcPr>
-            <w:tcW w:type="dxa" w:w="7229"/>
+            <w:tcW w:type="dxa" w:w="8208"/>
             <w:tcBorders>
               <w:top w:val="single" w:color="A6A6A6" w:sz="4"/>
               <w:left w:val="single" w:color="A6A6A6" w:sz="4"/>
@@ -1752,7 +1881,7 @@
         </w:trPr>
         <w:tc>
           <w:tcPr>
-            <w:tcW w:type="dxa" w:w="2409"/>
+            <w:tcW w:type="dxa" w:w="1430"/>
             <w:tcBorders>
               <w:top w:val="single" w:color="A6A6A6" w:sz="4"/>
               <w:left w:val="single" w:color="A6A6A6" w:sz="4"/>
@@ -1783,32 +1912,32 @@
         </w:tc>
         <w:tc>
           <w:tcPr>
-            <w:tcW w:type="dxa" w:w="7229"/>
-            <w:tcBorders>
-              <w:top w:val="single" w:color="A6A6A6" w:sz="4"/>
-              <w:left w:val="single" w:color="A6A6A6" w:sz="4"/>
-              <w:bottom w:val="single" w:color="A6A6A6" w:sz="4"/>
-              <w:right w:val="single" w:color="A6A6A6" w:sz="4"/>
-            </w:tcBorders>
-            <w:tcMar>
-              <w:top w:type="dxa" w:w="60"/>
-              <w:left w:type="dxa" w:w="100"/>
-              <w:bottom w:type="dxa" w:w="60"/>
-              <w:right w:type="dxa" w:w="100"/>
-            </w:tcMar>
-            <w:vAlign w:val="top"/>
-          </w:tcPr>
-          <w:p>
-            <w:pPr>
-              <w:spacing w:after="20" w:line="270"/>
-            </w:pPr>
-            <w:r>
-              <w:rPr>
-                <w:rFonts w:ascii="Arial" w:cs="Arial" w:eastAsia="Arial" w:hAnsi="Arial"/>
-                <w:sz w:val="19"/>
-                <w:szCs w:val="19"/>
-              </w:rPr>
-              <w:t xml:space="preserve">Tìm theo tên, mã, điện thoại, mã số thuế, địa chỉ; lọc Trạng thái, Điều kiện thanh toán, nút "Còn công nợ"; sắp xếp; xuất Excel. Cột: Mã NCC, Tên, Liên hệ, MST, Địa chỉ, Được nợ, Mặt hàng, Đơn nhập, Còn phải trả, Trạng thái.</w:t>
+            <w:tcW w:type="dxa" w:w="8208"/>
+            <w:tcBorders>
+              <w:top w:val="single" w:color="A6A6A6" w:sz="4"/>
+              <w:left w:val="single" w:color="A6A6A6" w:sz="4"/>
+              <w:bottom w:val="single" w:color="A6A6A6" w:sz="4"/>
+              <w:right w:val="single" w:color="A6A6A6" w:sz="4"/>
+            </w:tcBorders>
+            <w:tcMar>
+              <w:top w:type="dxa" w:w="60"/>
+              <w:left w:type="dxa" w:w="100"/>
+              <w:bottom w:type="dxa" w:w="60"/>
+              <w:right w:type="dxa" w:w="100"/>
+            </w:tcMar>
+            <w:vAlign w:val="top"/>
+          </w:tcPr>
+          <w:p>
+            <w:pPr>
+              <w:spacing w:after="20" w:line="270"/>
+            </w:pPr>
+            <w:r>
+              <w:rPr>
+                <w:rFonts w:ascii="Arial" w:cs="Arial" w:eastAsia="Arial" w:hAnsi="Arial"/>
+                <w:sz w:val="19"/>
+                <w:szCs w:val="19"/>
+              </w:rPr>
+              <w:t xml:space="preserve">Tìm theo tên, mã, điện thoại, mã số thuế, địa chỉ; lọc Trạng thái, Điều kiện thanh toán, nút "Còn công nợ"; sắp xếp; xuất Excel, Nhập Excel. Cột: Mã NCC, Tên, Liên hệ, MST, Địa chỉ, Được nợ, Mặt hàng, Đơn nhập, Còn phải trả, Trạng thái.</w:t>
             </w:r>
           </w:p>
         </w:tc>
@@ -1819,7 +1948,7 @@
         </w:trPr>
         <w:tc>
           <w:tcPr>
-            <w:tcW w:type="dxa" w:w="2409"/>
+            <w:tcW w:type="dxa" w:w="1430"/>
             <w:tcBorders>
               <w:top w:val="single" w:color="A6A6A6" w:sz="4"/>
               <w:left w:val="single" w:color="A6A6A6" w:sz="4"/>
@@ -1850,7 +1979,7 @@
         </w:tc>
         <w:tc>
           <w:tcPr>
-            <w:tcW w:type="dxa" w:w="7229"/>
+            <w:tcW w:type="dxa" w:w="8208"/>
             <w:tcBorders>
               <w:top w:val="single" w:color="A6A6A6" w:sz="4"/>
               <w:left w:val="single" w:color="A6A6A6" w:sz="4"/>
@@ -1886,7 +2015,7 @@
         </w:trPr>
         <w:tc>
           <w:tcPr>
-            <w:tcW w:type="dxa" w:w="2409"/>
+            <w:tcW w:type="dxa" w:w="1430"/>
             <w:tcBorders>
               <w:top w:val="single" w:color="A6A6A6" w:sz="4"/>
               <w:left w:val="single" w:color="A6A6A6" w:sz="4"/>
@@ -1917,37 +2046,42 @@
         </w:tc>
         <w:tc>
           <w:tcPr>
-            <w:tcW w:type="dxa" w:w="7229"/>
-            <w:tcBorders>
-              <w:top w:val="single" w:color="A6A6A6" w:sz="4"/>
-              <w:left w:val="single" w:color="A6A6A6" w:sz="4"/>
-              <w:bottom w:val="single" w:color="A6A6A6" w:sz="4"/>
-              <w:right w:val="single" w:color="A6A6A6" w:sz="4"/>
-            </w:tcBorders>
-            <w:tcMar>
-              <w:top w:type="dxa" w:w="60"/>
-              <w:left w:type="dxa" w:w="100"/>
-              <w:bottom w:type="dxa" w:w="60"/>
-              <w:right w:type="dxa" w:w="100"/>
-            </w:tcMar>
-            <w:vAlign w:val="top"/>
-          </w:tcPr>
-          <w:p>
-            <w:pPr>
-              <w:spacing w:after="20" w:line="270"/>
-            </w:pPr>
-            <w:r>
-              <w:rPr>
-                <w:rFonts w:ascii="Arial" w:cs="Arial" w:eastAsia="Arial" w:hAnsi="Arial"/>
-                <w:sz w:val="19"/>
-                <w:szCs w:val="19"/>
-              </w:rPr>
-              <w:t xml:space="preserve">Tab Thông tin chung · Danh mục hàng · Đơn nhập · Công nợ. Nút: Danh sách, Lập đơn nhập (chọn sẵn NCC), Lập phiếu chi, Sửa, Ngừng hợp tác / Hợp tác lại.</w:t>
+            <w:tcW w:type="dxa" w:w="8208"/>
+            <w:tcBorders>
+              <w:top w:val="single" w:color="A6A6A6" w:sz="4"/>
+              <w:left w:val="single" w:color="A6A6A6" w:sz="4"/>
+              <w:bottom w:val="single" w:color="A6A6A6" w:sz="4"/>
+              <w:right w:val="single" w:color="A6A6A6" w:sz="4"/>
+            </w:tcBorders>
+            <w:tcMar>
+              <w:top w:type="dxa" w:w="60"/>
+              <w:left w:type="dxa" w:w="100"/>
+              <w:bottom w:type="dxa" w:w="60"/>
+              <w:right w:type="dxa" w:w="100"/>
+            </w:tcMar>
+            <w:vAlign w:val="top"/>
+          </w:tcPr>
+          <w:p>
+            <w:pPr>
+              <w:spacing w:after="20" w:line="270"/>
+            </w:pPr>
+            <w:r>
+              <w:rPr>
+                <w:rFonts w:ascii="Arial" w:cs="Arial" w:eastAsia="Arial" w:hAnsi="Arial"/>
+                <w:sz w:val="19"/>
+                <w:szCs w:val="19"/>
+              </w:rPr>
+              <w:t xml:space="preserve">Tab Thông tin chung · Danh mục hàng (mã hàng theo NCC, giá mua, giá trên đơn gần nhất) · Đơn nhập · Công nợ (khoản còn phải trả, lịch sử thanh toán) · Nhật ký. Đơn nhập và thanh toán đọc từ máy chủ trên toàn bộ lịch sử. Nút: Danh sách, Lập đơn nhập (chọn sẵn NCC), Lập phiếu chi, Sửa, Ngừng hợp tác / Hợp tác lại.</w:t>
             </w:r>
           </w:p>
         </w:tc>
       </w:tr>
     </w:tbl>
+    <w:p>
+      <w:pPr>
+        <w:spacing w:after="60"/>
+      </w:pPr>
+    </w:p>
     <w:p>
       <w:pPr>
         <w:pStyle w:val="Heading1"/>
@@ -1979,9 +2113,9 @@
         </w:tblBorders>
       </w:tblPr>
       <w:tblGrid>
-        <w:gridCol w:w="2007"/>
-        <w:gridCol w:w="4015"/>
-        <w:gridCol w:w="3616"/>
+        <w:gridCol w:w="1649"/>
+        <w:gridCol w:w="4565"/>
+        <w:gridCol w:w="3424"/>
       </w:tblGrid>
       <w:tr>
         <w:trPr>
@@ -1990,7 +2124,7 @@
         </w:trPr>
         <w:tc>
           <w:tcPr>
-            <w:tcW w:type="dxa" w:w="2007"/>
+            <w:tcW w:type="dxa" w:w="1649"/>
             <w:tcBorders>
               <w:top w:val="single" w:color="A6A6A6" w:sz="4"/>
               <w:left w:val="single" w:color="A6A6A6" w:sz="4"/>
@@ -2024,7 +2158,7 @@
         </w:tc>
         <w:tc>
           <w:tcPr>
-            <w:tcW w:type="dxa" w:w="4015"/>
+            <w:tcW w:type="dxa" w:w="4565"/>
             <w:tcBorders>
               <w:top w:val="single" w:color="A6A6A6" w:sz="4"/>
               <w:left w:val="single" w:color="A6A6A6" w:sz="4"/>
@@ -2058,7 +2192,7 @@
         </w:tc>
         <w:tc>
           <w:tcPr>
-            <w:tcW w:type="dxa" w:w="3616"/>
+            <w:tcW w:type="dxa" w:w="3424"/>
             <w:tcBorders>
               <w:top w:val="single" w:color="A6A6A6" w:sz="4"/>
               <w:left w:val="single" w:color="A6A6A6" w:sz="4"/>
@@ -2097,7 +2231,7 @@
         </w:trPr>
         <w:tc>
           <w:tcPr>
-            <w:tcW w:type="dxa" w:w="2007"/>
+            <w:tcW w:type="dxa" w:w="1649"/>
             <w:tcBorders>
               <w:top w:val="single" w:color="A6A6A6" w:sz="4"/>
               <w:left w:val="single" w:color="A6A6A6" w:sz="4"/>
@@ -2128,7 +2262,7 @@
         </w:tc>
         <w:tc>
           <w:tcPr>
-            <w:tcW w:type="dxa" w:w="4015"/>
+            <w:tcW w:type="dxa" w:w="4565"/>
             <w:tcBorders>
               <w:top w:val="single" w:color="A6A6A6" w:sz="4"/>
               <w:left w:val="single" w:color="A6A6A6" w:sz="4"/>
@@ -2159,7 +2293,7 @@
         </w:tc>
         <w:tc>
           <w:tcPr>
-            <w:tcW w:type="dxa" w:w="3616"/>
+            <w:tcW w:type="dxa" w:w="3424"/>
             <w:tcBorders>
               <w:top w:val="single" w:color="A6A6A6" w:sz="4"/>
               <w:left w:val="single" w:color="A6A6A6" w:sz="4"/>
@@ -2195,7 +2329,7 @@
         </w:trPr>
         <w:tc>
           <w:tcPr>
-            <w:tcW w:type="dxa" w:w="2007"/>
+            <w:tcW w:type="dxa" w:w="1649"/>
             <w:tcBorders>
               <w:top w:val="single" w:color="A6A6A6" w:sz="4"/>
               <w:left w:val="single" w:color="A6A6A6" w:sz="4"/>
@@ -2226,7 +2360,7 @@
         </w:tc>
         <w:tc>
           <w:tcPr>
-            <w:tcW w:type="dxa" w:w="4015"/>
+            <w:tcW w:type="dxa" w:w="4565"/>
             <w:tcBorders>
               <w:top w:val="single" w:color="A6A6A6" w:sz="4"/>
               <w:left w:val="single" w:color="A6A6A6" w:sz="4"/>
@@ -2257,7 +2391,7 @@
         </w:tc>
         <w:tc>
           <w:tcPr>
-            <w:tcW w:type="dxa" w:w="3616"/>
+            <w:tcW w:type="dxa" w:w="3424"/>
             <w:tcBorders>
               <w:top w:val="single" w:color="A6A6A6" w:sz="4"/>
               <w:left w:val="single" w:color="A6A6A6" w:sz="4"/>
@@ -2288,6 +2422,11 @@
         </w:tc>
       </w:tr>
     </w:tbl>
+    <w:p>
+      <w:pPr>
+        <w:spacing w:after="60"/>
+      </w:pPr>
+    </w:p>
     <w:p>
       <w:pPr>
         <w:pStyle w:val="Heading1"/>
@@ -2311,7 +2450,7 @@
         <w:pStyle w:val="ListParagraph"/>
         <w:numPr>
           <w:ilvl w:val="0"/>
-          <w:numId w:val="3"/>
+          <w:numId w:val="2"/>
         </w:numPr>
         <w:spacing w:after="70" w:line="290"/>
       </w:pPr>
@@ -2331,7 +2470,7 @@
           <w:sz w:val="21"/>
           <w:szCs w:val="21"/>
         </w:rPr>
-        <w:t xml:space="preserve">hạn = ngày nhập kho + số ngày được nợ</w:t>
+        <w:t xml:space="preserve">hạn = ngày nhận hàng của từng lần nhận + số ngày được nợ</w:t>
       </w:r>
       <w:r>
         <w:rPr>
@@ -2339,7 +2478,7 @@
           <w:sz w:val="21"/>
           <w:szCs w:val="21"/>
         </w:rPr>
-        <w:t xml:space="preserve">.</w:t>
+        <w:t xml:space="preserve">; mỗi lần nhận là một khoản công nợ riêng.</w:t>
       </w:r>
     </w:p>
     <w:p>
@@ -2347,7 +2486,7 @@
         <w:pStyle w:val="ListParagraph"/>
         <w:numPr>
           <w:ilvl w:val="0"/>
-          <w:numId w:val="3"/>
+          <w:numId w:val="2"/>
         </w:numPr>
         <w:spacing w:after="70" w:line="290"/>
       </w:pPr>
@@ -2383,7 +2522,7 @@
         <w:pStyle w:val="ListParagraph"/>
         <w:numPr>
           <w:ilvl w:val="0"/>
-          <w:numId w:val="3"/>
+          <w:numId w:val="2"/>
         </w:numPr>
         <w:spacing w:after="70" w:line="290"/>
       </w:pPr>
@@ -2401,7 +2540,7 @@
         <w:pStyle w:val="ListParagraph"/>
         <w:numPr>
           <w:ilvl w:val="0"/>
-          <w:numId w:val="3"/>
+          <w:numId w:val="2"/>
         </w:numPr>
         <w:spacing w:after="70" w:line="290"/>
       </w:pPr>
@@ -2411,7 +2550,7 @@
           <w:sz w:val="21"/>
           <w:szCs w:val="21"/>
         </w:rPr>
-        <w:t xml:space="preserve">Cảnh báo trùng mã số thuế / tên khi thêm hoặc sửa.</w:t>
+        <w:t xml:space="preserve">Cảnh báo trùng mã số thuế / tên khi thêm hoặc sửa. Mã số thuế 10 chữ số (chi nhánh 10 số + "-" + 3 số); điện thoại 8–15 chữ số; số ngày được nợ 0–365.</w:t>
       </w:r>
     </w:p>
     <w:p>
@@ -2445,9 +2584,9 @@
         </w:tblBorders>
       </w:tblPr>
       <w:tblGrid>
-        <w:gridCol w:w="2409"/>
-        <w:gridCol w:w="2007"/>
-        <w:gridCol w:w="5222"/>
+        <w:gridCol w:w="3654"/>
+        <w:gridCol w:w="1816"/>
+        <w:gridCol w:w="4168"/>
       </w:tblGrid>
       <w:tr>
         <w:trPr>
@@ -2456,7 +2595,7 @@
         </w:trPr>
         <w:tc>
           <w:tcPr>
-            <w:tcW w:type="dxa" w:w="2409"/>
+            <w:tcW w:type="dxa" w:w="3654"/>
             <w:tcBorders>
               <w:top w:val="single" w:color="A6A6A6" w:sz="4"/>
               <w:left w:val="single" w:color="A6A6A6" w:sz="4"/>
@@ -2490,7 +2629,7 @@
         </w:tc>
         <w:tc>
           <w:tcPr>
-            <w:tcW w:type="dxa" w:w="2007"/>
+            <w:tcW w:type="dxa" w:w="1816"/>
             <w:tcBorders>
               <w:top w:val="single" w:color="A6A6A6" w:sz="4"/>
               <w:left w:val="single" w:color="A6A6A6" w:sz="4"/>
@@ -2524,7 +2663,7 @@
         </w:tc>
         <w:tc>
           <w:tcPr>
-            <w:tcW w:type="dxa" w:w="5222"/>
+            <w:tcW w:type="dxa" w:w="4168"/>
             <w:tcBorders>
               <w:top w:val="single" w:color="A6A6A6" w:sz="4"/>
               <w:left w:val="single" w:color="A6A6A6" w:sz="4"/>
@@ -2563,7 +2702,7 @@
         </w:trPr>
         <w:tc>
           <w:tcPr>
-            <w:tcW w:type="dxa" w:w="2409"/>
+            <w:tcW w:type="dxa" w:w="3654"/>
             <w:tcBorders>
               <w:top w:val="single" w:color="A6A6A6" w:sz="4"/>
               <w:left w:val="single" w:color="A6A6A6" w:sz="4"/>
@@ -2594,7 +2733,7 @@
         </w:tc>
         <w:tc>
           <w:tcPr>
-            <w:tcW w:type="dxa" w:w="2007"/>
+            <w:tcW w:type="dxa" w:w="1816"/>
             <w:tcBorders>
               <w:top w:val="single" w:color="A6A6A6" w:sz="4"/>
               <w:left w:val="single" w:color="A6A6A6" w:sz="4"/>
@@ -2625,7 +2764,7 @@
         </w:tc>
         <w:tc>
           <w:tcPr>
-            <w:tcW w:type="dxa" w:w="5222"/>
+            <w:tcW w:type="dxa" w:w="4168"/>
             <w:tcBorders>
               <w:top w:val="single" w:color="A6A6A6" w:sz="4"/>
               <w:left w:val="single" w:color="A6A6A6" w:sz="4"/>
@@ -2661,7 +2800,7 @@
         </w:trPr>
         <w:tc>
           <w:tcPr>
-            <w:tcW w:type="dxa" w:w="2409"/>
+            <w:tcW w:type="dxa" w:w="3654"/>
             <w:tcBorders>
               <w:top w:val="single" w:color="A6A6A6" w:sz="4"/>
               <w:left w:val="single" w:color="A6A6A6" w:sz="4"/>
@@ -2692,7 +2831,7 @@
         </w:tc>
         <w:tc>
           <w:tcPr>
-            <w:tcW w:type="dxa" w:w="2007"/>
+            <w:tcW w:type="dxa" w:w="1816"/>
             <w:tcBorders>
               <w:top w:val="single" w:color="A6A6A6" w:sz="4"/>
               <w:left w:val="single" w:color="A6A6A6" w:sz="4"/>
@@ -2723,7 +2862,7 @@
         </w:tc>
         <w:tc>
           <w:tcPr>
-            <w:tcW w:type="dxa" w:w="5222"/>
+            <w:tcW w:type="dxa" w:w="4168"/>
             <w:tcBorders>
               <w:top w:val="single" w:color="A6A6A6" w:sz="4"/>
               <w:left w:val="single" w:color="A6A6A6" w:sz="4"/>
@@ -2759,7 +2898,7 @@
         </w:trPr>
         <w:tc>
           <w:tcPr>
-            <w:tcW w:type="dxa" w:w="2409"/>
+            <w:tcW w:type="dxa" w:w="3654"/>
             <w:tcBorders>
               <w:top w:val="single" w:color="A6A6A6" w:sz="4"/>
               <w:left w:val="single" w:color="A6A6A6" w:sz="4"/>
@@ -2790,7 +2929,7 @@
         </w:tc>
         <w:tc>
           <w:tcPr>
-            <w:tcW w:type="dxa" w:w="2007"/>
+            <w:tcW w:type="dxa" w:w="1816"/>
             <w:tcBorders>
               <w:top w:val="single" w:color="A6A6A6" w:sz="4"/>
               <w:left w:val="single" w:color="A6A6A6" w:sz="4"/>
@@ -2821,7 +2960,7 @@
         </w:tc>
         <w:tc>
           <w:tcPr>
-            <w:tcW w:type="dxa" w:w="5222"/>
+            <w:tcW w:type="dxa" w:w="4168"/>
             <w:tcBorders>
               <w:top w:val="single" w:color="A6A6A6" w:sz="4"/>
               <w:left w:val="single" w:color="A6A6A6" w:sz="4"/>
@@ -2857,7 +2996,7 @@
         </w:trPr>
         <w:tc>
           <w:tcPr>
-            <w:tcW w:type="dxa" w:w="2409"/>
+            <w:tcW w:type="dxa" w:w="3654"/>
             <w:tcBorders>
               <w:top w:val="single" w:color="A6A6A6" w:sz="4"/>
               <w:left w:val="single" w:color="A6A6A6" w:sz="4"/>
@@ -2888,7 +3027,7 @@
         </w:tc>
         <w:tc>
           <w:tcPr>
-            <w:tcW w:type="dxa" w:w="2007"/>
+            <w:tcW w:type="dxa" w:w="1816"/>
             <w:tcBorders>
               <w:top w:val="single" w:color="A6A6A6" w:sz="4"/>
               <w:left w:val="single" w:color="A6A6A6" w:sz="4"/>
@@ -2919,7 +3058,7 @@
         </w:tc>
         <w:tc>
           <w:tcPr>
-            <w:tcW w:type="dxa" w:w="5222"/>
+            <w:tcW w:type="dxa" w:w="4168"/>
             <w:tcBorders>
               <w:top w:val="single" w:color="A6A6A6" w:sz="4"/>
               <w:left w:val="single" w:color="A6A6A6" w:sz="4"/>
@@ -2955,7 +3094,7 @@
         </w:trPr>
         <w:tc>
           <w:tcPr>
-            <w:tcW w:type="dxa" w:w="2409"/>
+            <w:tcW w:type="dxa" w:w="3654"/>
             <w:tcBorders>
               <w:top w:val="single" w:color="A6A6A6" w:sz="4"/>
               <w:left w:val="single" w:color="A6A6A6" w:sz="4"/>
@@ -2986,7 +3125,7 @@
         </w:tc>
         <w:tc>
           <w:tcPr>
-            <w:tcW w:type="dxa" w:w="2007"/>
+            <w:tcW w:type="dxa" w:w="1816"/>
             <w:tcBorders>
               <w:top w:val="single" w:color="A6A6A6" w:sz="4"/>
               <w:left w:val="single" w:color="A6A6A6" w:sz="4"/>
@@ -3017,7 +3156,7 @@
         </w:tc>
         <w:tc>
           <w:tcPr>
-            <w:tcW w:type="dxa" w:w="5222"/>
+            <w:tcW w:type="dxa" w:w="4168"/>
             <w:tcBorders>
               <w:top w:val="single" w:color="A6A6A6" w:sz="4"/>
               <w:left w:val="single" w:color="A6A6A6" w:sz="4"/>
@@ -3053,7 +3192,7 @@
         </w:trPr>
         <w:tc>
           <w:tcPr>
-            <w:tcW w:type="dxa" w:w="2409"/>
+            <w:tcW w:type="dxa" w:w="3654"/>
             <w:tcBorders>
               <w:top w:val="single" w:color="A6A6A6" w:sz="4"/>
               <w:left w:val="single" w:color="A6A6A6" w:sz="4"/>
@@ -3084,7 +3223,7 @@
         </w:tc>
         <w:tc>
           <w:tcPr>
-            <w:tcW w:type="dxa" w:w="2007"/>
+            <w:tcW w:type="dxa" w:w="1816"/>
             <w:tcBorders>
               <w:top w:val="single" w:color="A6A6A6" w:sz="4"/>
               <w:left w:val="single" w:color="A6A6A6" w:sz="4"/>
@@ -3115,7 +3254,7 @@
         </w:tc>
         <w:tc>
           <w:tcPr>
-            <w:tcW w:type="dxa" w:w="5222"/>
+            <w:tcW w:type="dxa" w:w="4168"/>
             <w:tcBorders>
               <w:top w:val="single" w:color="A6A6A6" w:sz="4"/>
               <w:left w:val="single" w:color="A6A6A6" w:sz="4"/>
@@ -3146,6 +3285,11 @@
         </w:tc>
       </w:tr>
     </w:tbl>
+    <w:p>
+      <w:pPr>
+        <w:spacing w:after="60"/>
+      </w:pPr>
+    </w:p>
     <w:p>
       <w:pPr>
         <w:pStyle w:val="Heading1"/>
@@ -3177,8 +3321,8 @@
         </w:tblBorders>
       </w:tblPr>
       <w:tblGrid>
-        <w:gridCol w:w="2610"/>
-        <w:gridCol w:w="7028"/>
+        <w:gridCol w:w="4725"/>
+        <w:gridCol w:w="4913"/>
       </w:tblGrid>
       <w:tr>
         <w:trPr>
@@ -3187,7 +3331,7 @@
         </w:trPr>
         <w:tc>
           <w:tcPr>
-            <w:tcW w:type="dxa" w:w="2610"/>
+            <w:tcW w:type="dxa" w:w="4725"/>
             <w:tcBorders>
               <w:top w:val="single" w:color="A6A6A6" w:sz="4"/>
               <w:left w:val="single" w:color="A6A6A6" w:sz="4"/>
@@ -3221,7 +3365,7 @@
         </w:tc>
         <w:tc>
           <w:tcPr>
-            <w:tcW w:type="dxa" w:w="7028"/>
+            <w:tcW w:type="dxa" w:w="4913"/>
             <w:tcBorders>
               <w:top w:val="single" w:color="A6A6A6" w:sz="4"/>
               <w:left w:val="single" w:color="A6A6A6" w:sz="4"/>
@@ -3260,7 +3404,7 @@
         </w:trPr>
         <w:tc>
           <w:tcPr>
-            <w:tcW w:type="dxa" w:w="2610"/>
+            <w:tcW w:type="dxa" w:w="4725"/>
             <w:tcBorders>
               <w:top w:val="single" w:color="A6A6A6" w:sz="4"/>
               <w:left w:val="single" w:color="A6A6A6" w:sz="4"/>
@@ -3291,7 +3435,7 @@
         </w:tc>
         <w:tc>
           <w:tcPr>
-            <w:tcW w:type="dxa" w:w="7028"/>
+            <w:tcW w:type="dxa" w:w="4913"/>
             <w:tcBorders>
               <w:top w:val="single" w:color="A6A6A6" w:sz="4"/>
               <w:left w:val="single" w:color="A6A6A6" w:sz="4"/>
@@ -3327,7 +3471,7 @@
         </w:trPr>
         <w:tc>
           <w:tcPr>
-            <w:tcW w:type="dxa" w:w="2610"/>
+            <w:tcW w:type="dxa" w:w="4725"/>
             <w:tcBorders>
               <w:top w:val="single" w:color="A6A6A6" w:sz="4"/>
               <w:left w:val="single" w:color="A6A6A6" w:sz="4"/>
@@ -3358,7 +3502,7 @@
         </w:tc>
         <w:tc>
           <w:tcPr>
-            <w:tcW w:type="dxa" w:w="7028"/>
+            <w:tcW w:type="dxa" w:w="4913"/>
             <w:tcBorders>
               <w:top w:val="single" w:color="A6A6A6" w:sz="4"/>
               <w:left w:val="single" w:color="A6A6A6" w:sz="4"/>
@@ -3394,7 +3538,7 @@
         </w:trPr>
         <w:tc>
           <w:tcPr>
-            <w:tcW w:type="dxa" w:w="2610"/>
+            <w:tcW w:type="dxa" w:w="4725"/>
             <w:tcBorders>
               <w:top w:val="single" w:color="A6A6A6" w:sz="4"/>
               <w:left w:val="single" w:color="A6A6A6" w:sz="4"/>
@@ -3425,7 +3569,7 @@
         </w:tc>
         <w:tc>
           <w:tcPr>
-            <w:tcW w:type="dxa" w:w="7028"/>
+            <w:tcW w:type="dxa" w:w="4913"/>
             <w:tcBorders>
               <w:top w:val="single" w:color="A6A6A6" w:sz="4"/>
               <w:left w:val="single" w:color="A6A6A6" w:sz="4"/>
@@ -3456,6 +3600,11 @@
         </w:tc>
       </w:tr>
     </w:tbl>
+    <w:p>
+      <w:pPr>
+        <w:spacing w:after="60"/>
+      </w:pPr>
+    </w:p>
     <w:p>
       <w:pPr>
         <w:pStyle w:val="Heading1"/>
@@ -3487,8 +3636,8 @@
         </w:tblBorders>
       </w:tblPr>
       <w:tblGrid>
-        <w:gridCol w:w="3614"/>
-        <w:gridCol w:w="6024"/>
+        <w:gridCol w:w="3213"/>
+        <w:gridCol w:w="6425"/>
       </w:tblGrid>
       <w:tr>
         <w:trPr>
@@ -3497,7 +3646,7 @@
         </w:trPr>
         <w:tc>
           <w:tcPr>
-            <w:tcW w:type="dxa" w:w="3614"/>
+            <w:tcW w:type="dxa" w:w="3213"/>
             <w:tcBorders>
               <w:top w:val="single" w:color="A6A6A6" w:sz="4"/>
               <w:left w:val="single" w:color="A6A6A6" w:sz="4"/>
@@ -3531,7 +3680,7 @@
         </w:tc>
         <w:tc>
           <w:tcPr>
-            <w:tcW w:type="dxa" w:w="6024"/>
+            <w:tcW w:type="dxa" w:w="6425"/>
             <w:tcBorders>
               <w:top w:val="single" w:color="A6A6A6" w:sz="4"/>
               <w:left w:val="single" w:color="A6A6A6" w:sz="4"/>
@@ -3570,7 +3719,7 @@
         </w:trPr>
         <w:tc>
           <w:tcPr>
-            <w:tcW w:type="dxa" w:w="3614"/>
+            <w:tcW w:type="dxa" w:w="3213"/>
             <w:tcBorders>
               <w:top w:val="single" w:color="A6A6A6" w:sz="4"/>
               <w:left w:val="single" w:color="A6A6A6" w:sz="4"/>
@@ -3601,7 +3750,7 @@
         </w:tc>
         <w:tc>
           <w:tcPr>
-            <w:tcW w:type="dxa" w:w="6024"/>
+            <w:tcW w:type="dxa" w:w="6425"/>
             <w:tcBorders>
               <w:top w:val="single" w:color="A6A6A6" w:sz="4"/>
               <w:left w:val="single" w:color="A6A6A6" w:sz="4"/>
@@ -3637,7 +3786,7 @@
         </w:trPr>
         <w:tc>
           <w:tcPr>
-            <w:tcW w:type="dxa" w:w="3614"/>
+            <w:tcW w:type="dxa" w:w="3213"/>
             <w:tcBorders>
               <w:top w:val="single" w:color="A6A6A6" w:sz="4"/>
               <w:left w:val="single" w:color="A6A6A6" w:sz="4"/>
@@ -3668,7 +3817,7 @@
         </w:tc>
         <w:tc>
           <w:tcPr>
-            <w:tcW w:type="dxa" w:w="6024"/>
+            <w:tcW w:type="dxa" w:w="6425"/>
             <w:tcBorders>
               <w:top w:val="single" w:color="A6A6A6" w:sz="4"/>
               <w:left w:val="single" w:color="A6A6A6" w:sz="4"/>
@@ -3699,6 +3848,11 @@
         </w:tc>
       </w:tr>
     </w:tbl>
+    <w:p>
+      <w:pPr>
+        <w:spacing w:after="60"/>
+      </w:pPr>
+    </w:p>
     <w:p>
       <w:pPr>
         <w:pStyle w:val="Heading1"/>
@@ -3722,7 +3876,7 @@
         <w:pStyle w:val="ListParagraph"/>
         <w:numPr>
           <w:ilvl w:val="0"/>
-          <w:numId w:val="2"/>
+          <w:numId w:val="1"/>
         </w:numPr>
         <w:spacing w:after="60" w:line="290"/>
       </w:pPr>
@@ -3740,7 +3894,7 @@
         <w:pStyle w:val="ListParagraph"/>
         <w:numPr>
           <w:ilvl w:val="0"/>
-          <w:numId w:val="2"/>
+          <w:numId w:val="1"/>
         </w:numPr>
         <w:spacing w:after="60" w:line="290"/>
       </w:pPr>
@@ -3758,7 +3912,7 @@
         <w:pStyle w:val="ListParagraph"/>
         <w:numPr>
           <w:ilvl w:val="0"/>
-          <w:numId w:val="2"/>
+          <w:numId w:val="1"/>
         </w:numPr>
         <w:spacing w:after="60" w:line="290"/>
       </w:pPr>
@@ -3839,7 +3993,7 @@
 </file>
 
 <file path=word/footer1.xml><?xml version="1.0" encoding="utf-8"?>
-<w:ftr xmlns:wpc="http://schemas.microsoft.com/office/word/2010/wordprocessingCanvas" xmlns:mc="http://schemas.openxmlformats.org/markup-compatibility/2006" xmlns:o="urn:schemas-microsoft-com:office:office" xmlns:r="http://schemas.openxmlformats.org/officeDocument/2006/relationships" xmlns:m="http://schemas.openxmlformats.org/officeDocument/2006/math" xmlns:v="urn:schemas-microsoft-com:vml" xmlns:wp14="http://schemas.microsoft.com/office/word/2010/wordprocessingDrawing" xmlns:wp="http://schemas.openxmlformats.org/drawingml/2006/wordprocessingDrawing" xmlns:w10="urn:schemas-microsoft-com:office:word" xmlns:w="http://schemas.openxmlformats.org/wordprocessingml/2006/main" xmlns:w14="http://schemas.microsoft.com/office/word/2010/wordml" xmlns:w15="http://schemas.microsoft.com/office/word/2012/wordml" xmlns:wpg="http://schemas.microsoft.com/office/word/2010/wordprocessingGroup" xmlns:wpi="http://schemas.microsoft.com/office/word/2010/wordprocessingInk" xmlns:wne="http://schemas.microsoft.com/office/word/2006/wordml" xmlns:wps="http://schemas.microsoft.com/office/word/2010/wordprocessingShape">
+<w:ftr xmlns:r="http://schemas.openxmlformats.org/officeDocument/2006/relationships" xmlns:w="http://schemas.openxmlformats.org/wordprocessingml/2006/main">
   <w:p>
     <w:pPr>
       <w:jc w:val="center"/>
@@ -3879,6 +4033,15 @@
         <w:szCs w:val="17"/>
       </w:rPr>
       <w:fldChar w:fldCharType="separate"/>
+    </w:r>
+    <w:r>
+      <w:rPr>
+        <w:rFonts w:ascii="Arial" w:cs="Arial" w:eastAsia="Arial" w:hAnsi="Arial"/>
+        <w:color w:val="7F7F7F"/>
+        <w:sz w:val="17"/>
+        <w:szCs w:val="17"/>
+      </w:rPr>
+      <w:t>1</w:t>
     </w:r>
     <w:r>
       <w:rPr>
@@ -3932,6 +4095,15 @@
         <w:sz w:val="17"/>
         <w:szCs w:val="17"/>
       </w:rPr>
+      <w:t>1</w:t>
+    </w:r>
+    <w:r>
+      <w:rPr>
+        <w:rFonts w:ascii="Arial" w:cs="Arial" w:eastAsia="Arial" w:hAnsi="Arial"/>
+        <w:color w:val="7F7F7F"/>
+        <w:sz w:val="17"/>
+        <w:szCs w:val="17"/>
+      </w:rPr>
       <w:fldChar w:fldCharType="end"/>
     </w:r>
   </w:p>
@@ -3976,7 +4148,7 @@
 </file>
 
 <file path=word/header1.xml><?xml version="1.0" encoding="utf-8"?>
-<w:hdr xmlns:wpc="http://schemas.microsoft.com/office/word/2010/wordprocessingCanvas" xmlns:mc="http://schemas.openxmlformats.org/markup-compatibility/2006" xmlns:o="urn:schemas-microsoft-com:office:office" xmlns:r="http://schemas.openxmlformats.org/officeDocument/2006/relationships" xmlns:m="http://schemas.openxmlformats.org/officeDocument/2006/math" xmlns:v="urn:schemas-microsoft-com:vml" xmlns:wp14="http://schemas.microsoft.com/office/word/2010/wordprocessingDrawing" xmlns:wp="http://schemas.openxmlformats.org/drawingml/2006/wordprocessingDrawing" xmlns:w10="urn:schemas-microsoft-com:office:word" xmlns:w="http://schemas.openxmlformats.org/wordprocessingml/2006/main" xmlns:w14="http://schemas.microsoft.com/office/word/2010/wordml" xmlns:w15="http://schemas.microsoft.com/office/word/2012/wordml" xmlns:wpg="http://schemas.microsoft.com/office/word/2010/wordprocessingGroup" xmlns:wpi="http://schemas.microsoft.com/office/word/2010/wordprocessingInk" xmlns:wne="http://schemas.microsoft.com/office/word/2006/wordml" xmlns:wps="http://schemas.microsoft.com/office/word/2010/wordprocessingShape" xmlns:cx="http://schemas.microsoft.com/office/drawing/2014/chartex" xmlns:cx1="http://schemas.microsoft.com/office/drawing/2015/9/8/chartex" xmlns:cx2="http://schemas.microsoft.com/office/drawing/2015/10/21/chartex" xmlns:cx3="http://schemas.microsoft.com/office/drawing/2016/5/9/chartex" xmlns:cx4="http://schemas.microsoft.com/office/drawing/2016/5/10/chartex" xmlns:cx5="http://schemas.microsoft.com/office/drawing/2016/5/11/chartex" xmlns:cx6="http://schemas.microsoft.com/office/drawing/2016/5/12/chartex" xmlns:cx7="http://schemas.microsoft.com/office/drawing/2016/5/13/chartex" xmlns:cx8="http://schemas.microsoft.com/office/drawing/2016/5/14/chartex" xmlns:w16cid="http://schemas.microsoft.com/office/word/2016/wordml/cid" xmlns:w16se="http://schemas.microsoft.com/office/word/2015/wordml/symex">
+<w:hdr xmlns:r="http://schemas.openxmlformats.org/officeDocument/2006/relationships" xmlns:w="http://schemas.openxmlformats.org/wordprocessingml/2006/main">
   <w:p>
     <w:pPr>
       <w:pBdr>
@@ -4002,101 +4174,18 @@
         <w:sz w:val="17"/>
         <w:szCs w:val="17"/>
       </w:rPr>
-      <w:t xml:space="preserve">	ATL-08 · Nhà cung cấp</w:t>
+      <w:tab/>
+      <w:t xml:space="preserve">ATL-08 · Nhà cung cấp</w:t>
     </w:r>
   </w:p>
 </w:hdr>
 </file>
 
 <file path=word/numbering.xml><?xml version="1.0" encoding="utf-8"?>
-<w:numbering xmlns:wpc="http://schemas.microsoft.com/office/word/2010/wordprocessingCanvas" xmlns:mc="http://schemas.openxmlformats.org/markup-compatibility/2006" xmlns:o="urn:schemas-microsoft-com:office:office" xmlns:r="http://schemas.openxmlformats.org/officeDocument/2006/relationships" xmlns:m="http://schemas.openxmlformats.org/officeDocument/2006/math" xmlns:v="urn:schemas-microsoft-com:vml" xmlns:wp14="http://schemas.microsoft.com/office/word/2010/wordprocessingDrawing" xmlns:wp="http://schemas.openxmlformats.org/drawingml/2006/wordprocessingDrawing" xmlns:w10="urn:schemas-microsoft-com:office:word" xmlns:w="http://schemas.openxmlformats.org/wordprocessingml/2006/main" xmlns:w14="http://schemas.microsoft.com/office/word/2010/wordml" xmlns:w15="http://schemas.microsoft.com/office/word/2012/wordml" xmlns:wpg="http://schemas.microsoft.com/office/word/2010/wordprocessingGroup" xmlns:wpi="http://schemas.microsoft.com/office/word/2010/wordprocessingInk" xmlns:wne="http://schemas.microsoft.com/office/word/2006/wordml" xmlns:wps="http://schemas.microsoft.com/office/word/2010/wordprocessingShape" mc:Ignorable="w14 w15 wp14">
-  <w:abstractNum w:abstractNumId="1" w15:restartNumberingAfterBreak="0">
-    <w:multiLevelType w:val="hybridMultilevel"/>
-    <w:lvl w:ilvl="0" w:tentative="1">
-      <w:start w:val="1"/>
-      <w:numFmt w:val="bullet"/>
-      <w:lvlText w:val="●"/>
-      <w:lvlJc w:val="left"/>
-      <w:pPr>
-        <w:ind w:left="720" w:hanging="360"/>
-      </w:pPr>
-    </w:lvl>
-    <w:lvl w:ilvl="1" w:tentative="1">
-      <w:start w:val="1"/>
-      <w:numFmt w:val="bullet"/>
-      <w:lvlText w:val="○"/>
-      <w:lvlJc w:val="left"/>
-      <w:pPr>
-        <w:ind w:left="1440" w:hanging="360"/>
-      </w:pPr>
-    </w:lvl>
-    <w:lvl w:ilvl="2" w:tentative="1">
-      <w:start w:val="1"/>
-      <w:numFmt w:val="bullet"/>
-      <w:lvlText w:val="■"/>
-      <w:lvlJc w:val="left"/>
-      <w:pPr>
-        <w:ind w:left="2160" w:hanging="360"/>
-      </w:pPr>
-    </w:lvl>
-    <w:lvl w:ilvl="3" w:tentative="1">
-      <w:start w:val="1"/>
-      <w:numFmt w:val="bullet"/>
-      <w:lvlText w:val="●"/>
-      <w:lvlJc w:val="left"/>
-      <w:pPr>
-        <w:ind w:left="2880" w:hanging="360"/>
-      </w:pPr>
-    </w:lvl>
-    <w:lvl w:ilvl="4" w:tentative="1">
-      <w:start w:val="1"/>
-      <w:numFmt w:val="bullet"/>
-      <w:lvlText w:val="○"/>
-      <w:lvlJc w:val="left"/>
-      <w:pPr>
-        <w:ind w:left="3600" w:hanging="360"/>
-      </w:pPr>
-    </w:lvl>
-    <w:lvl w:ilvl="5" w:tentative="1">
-      <w:start w:val="1"/>
-      <w:numFmt w:val="bullet"/>
-      <w:lvlText w:val="■"/>
-      <w:lvlJc w:val="left"/>
-      <w:pPr>
-        <w:ind w:left="4320" w:hanging="360"/>
-      </w:pPr>
-    </w:lvl>
-    <w:lvl w:ilvl="6" w:tentative="1">
-      <w:start w:val="1"/>
-      <w:numFmt w:val="bullet"/>
-      <w:lvlText w:val="●"/>
-      <w:lvlJc w:val="left"/>
-      <w:pPr>
-        <w:ind w:left="5040" w:hanging="360"/>
-      </w:pPr>
-    </w:lvl>
-    <w:lvl w:ilvl="7" w:tentative="1">
-      <w:start w:val="1"/>
-      <w:numFmt w:val="bullet"/>
-      <w:lvlText w:val="●"/>
-      <w:lvlJc w:val="left"/>
-      <w:pPr>
-        <w:ind w:left="5760" w:hanging="360"/>
-      </w:pPr>
-    </w:lvl>
-    <w:lvl w:ilvl="8" w:tentative="1">
-      <w:start w:val="1"/>
-      <w:numFmt w:val="bullet"/>
-      <w:lvlText w:val="●"/>
-      <w:lvlJc w:val="left"/>
-      <w:pPr>
-        <w:ind w:left="6480" w:hanging="360"/>
-      </w:pPr>
-    </w:lvl>
-  </w:abstractNum>
-  <w:abstractNum w:abstractNumId="2" w15:restartNumberingAfterBreak="0">
-    <w:multiLevelType w:val="hybridMultilevel"/>
-    <w:lvl w:ilvl="0" w:tentative="1">
+<w:numbering xmlns:r="http://schemas.openxmlformats.org/officeDocument/2006/relationships" xmlns:w="http://schemas.openxmlformats.org/wordprocessingml/2006/main">
+  <w:abstractNum w:abstractNumId="1">
+    <w:multiLevelType w:val="singleLevel"/>
+    <w:lvl w:ilvl="0">
       <w:start w:val="1"/>
       <w:numFmt w:val="bullet"/>
       <w:lvlText w:val="•"/>
@@ -4106,9 +4195,9 @@
       </w:pPr>
     </w:lvl>
   </w:abstractNum>
-  <w:abstractNum w:abstractNumId="3" w15:restartNumberingAfterBreak="0">
-    <w:multiLevelType w:val="hybridMultilevel"/>
-    <w:lvl w:ilvl="0" w:tentative="1">
+  <w:abstractNum w:abstractNumId="2">
+    <w:multiLevelType w:val="singleLevel"/>
+    <w:lvl w:ilvl="0">
       <w:start w:val="1"/>
       <w:numFmt w:val="decimal"/>
       <w:lvlText w:val="%1."/>
@@ -4120,18 +4209,9 @@
   </w:abstractNum>
   <w:num w:numId="1">
     <w:abstractNumId w:val="1"/>
-    <w:lvlOverride w:ilvl="0">
-      <w:startOverride w:val="1"/>
-    </w:lvlOverride>
   </w:num>
   <w:num w:numId="2">
     <w:abstractNumId w:val="2"/>
-    <w:lvlOverride w:ilvl="0">
-      <w:startOverride w:val="1"/>
-    </w:lvlOverride>
-  </w:num>
-  <w:num w:numId="3">
-    <w:abstractNumId w:val="3"/>
     <w:lvlOverride w:ilvl="0">
       <w:startOverride w:val="1"/>
     </w:lvlOverride>
